--- a/backend/tests/mock_resumes/dr_rahul_kumar_eligible.docx
+++ b/backend/tests/mock_resumes/dr_rahul_kumar_eligible.docx
@@ -15,7 +15,7 @@
         <w:pStyle w:val="Heading1"/>
       </w:pPr>
       <w:r>
-        <w:t>Personal Details</w:t>
+        <w:t>Contact Details</w:t>
       </w:r>
     </w:p>
     <w:p>
@@ -30,7 +30,7 @@
     </w:p>
     <w:p>
       <w:r>
-        <w:t>Address: Hyderabad, India</w:t>
+        <w:t>Address: Gachibowli, Hyderabad, Telangana, India</w:t>
       </w:r>
     </w:p>
     <w:p>
@@ -43,7 +43,7 @@
     </w:p>
     <w:p>
       <w:r>
-        <w:t>Ph.D. in Computer Science — Completed in 2022 from IIT Bombay</w:t>
+        <w:t>Ph.D. in Computer Science — Completed in 2022 from Indian Institute of Technology (IIT) Bombay</w:t>
       </w:r>
     </w:p>
     <w:p>
@@ -61,17 +61,58 @@
         <w:pStyle w:val="Heading1"/>
       </w:pPr>
       <w:r>
-        <w:t>Work Experience</w:t>
+        <w:t>Professional Experience</w:t>
       </w:r>
     </w:p>
     <w:p>
       <w:r>
-        <w:t>Assistant Professor at Woxsen University (2022 - Present)</w:t>
+        <w:t>Assistant Professor, Department of CSE, Woxsen University (2022 - Present)</w:t>
       </w:r>
     </w:p>
     <w:p>
       <w:r>
-        <w:t>Research Associate at IIT Bombay (2018 - 2022)</w:t>
+        <w:t>Research Fellow, Department of Computer Science, IIT Bombay (2018 - 2022)</w:t>
+      </w:r>
+    </w:p>
+    <w:p>
+      <w:r>
+        <w:t>Lecturer, Computer Science Department, NIT Trichy (2016 - 2018)</w:t>
+      </w:r>
+    </w:p>
+    <w:p>
+      <w:pPr>
+        <w:pStyle w:val="Heading1"/>
+      </w:pPr>
+      <w:r>
+        <w:t>Key Publications &amp; Patents</w:t>
+      </w:r>
+    </w:p>
+    <w:p>
+      <w:r>
+        <w:t>Kumar, R. et al. 'Dynamic Rule Evaluation in High-Throughput Screening Engines.' IEEE Transactions on Software Engineering, 2023.</w:t>
+      </w:r>
+    </w:p>
+    <w:p>
+      <w:r>
+        <w:t>Kumar, R. 'State-transition mapping architectures for relational databases.' ACM SIGMOD, 2021.</w:t>
+      </w:r>
+    </w:p>
+    <w:p>
+      <w:pPr>
+        <w:pStyle w:val="Heading1"/>
+      </w:pPr>
+      <w:r>
+        <w:t>Awards &amp; Honors</w:t>
+      </w:r>
+    </w:p>
+    <w:p>
+      <w:r>
+        <w:t>Recipient of NIT Trichy Best Young Academician Award, 2018</w:t>
+      </w:r>
+    </w:p>
+    <w:p>
+      <w:r>
+        <w:t>Winner of IIT Bombay Doctorate Research Fellowship, 2019</w:t>
       </w:r>
     </w:p>
     <w:sectPr>
